--- a/Ingredients-for-Success-Content.docx
+++ b/Ingredients-for-Success-Content.docx
@@ -25,6 +25,19 @@
     </w:p>
     <w:p>
       <w:pPr>
+        <w:pStyle w:val="Heading5"/>
+      </w:pPr>
+      <w:r>
+        <w:t>Ingredients for Success Tool</w:t>
+      </w:r>
+    </w:p>
+    <w:p>
+      <w:r>
+        <w:t>A printable version of this tool to take into the field.</w:t>
+      </w:r>
+    </w:p>
+    <w:p>
+      <w:pPr>
         <w:pStyle w:val="Heading3"/>
       </w:pPr>
       <w:r>
@@ -233,6 +246,19 @@
         <w:pStyle w:val="Heading5"/>
       </w:pPr>
       <w:r>
+        <w:t>Ingredients for Success Tool</w:t>
+      </w:r>
+    </w:p>
+    <w:p>
+      <w:r>
+        <w:t>A printable version of this tool to take into the field.</w:t>
+      </w:r>
+    </w:p>
+    <w:p>
+      <w:pPr>
+        <w:pStyle w:val="Heading5"/>
+      </w:pPr>
+      <w:r>
         <w:t>Related Ingredients</w:t>
       </w:r>
     </w:p>
@@ -620,6 +646,19 @@
         <w:pStyle w:val="Heading5"/>
       </w:pPr>
       <w:r>
+        <w:t>Ingredients for Success Tool</w:t>
+      </w:r>
+    </w:p>
+    <w:p>
+      <w:r>
+        <w:t>A printable version of this tool to take into the field.</w:t>
+      </w:r>
+    </w:p>
+    <w:p>
+      <w:pPr>
+        <w:pStyle w:val="Heading5"/>
+      </w:pPr>
+      <w:r>
         <w:t>Related Ingredients</w:t>
       </w:r>
     </w:p>
@@ -1017,6 +1056,19 @@
         <w:pStyle w:val="Heading5"/>
       </w:pPr>
       <w:r>
+        <w:t>Ingredients for Success Tool</w:t>
+      </w:r>
+    </w:p>
+    <w:p>
+      <w:r>
+        <w:t>A printable version of this tool to take into the field.</w:t>
+      </w:r>
+    </w:p>
+    <w:p>
+      <w:pPr>
+        <w:pStyle w:val="Heading5"/>
+      </w:pPr>
+      <w:r>
         <w:t>Related Ingredients</w:t>
       </w:r>
     </w:p>
@@ -1388,6 +1440,19 @@
         <w:pStyle w:val="Heading5"/>
       </w:pPr>
       <w:r>
+        <w:t>Ingredients for Success Tool</w:t>
+      </w:r>
+    </w:p>
+    <w:p>
+      <w:r>
+        <w:t>A printable version of this tool to take into the field.</w:t>
+      </w:r>
+    </w:p>
+    <w:p>
+      <w:pPr>
+        <w:pStyle w:val="Heading5"/>
+      </w:pPr>
+      <w:r>
         <w:t>Related Ingredients</w:t>
       </w:r>
     </w:p>
@@ -1762,6 +1827,19 @@
         <w:pStyle w:val="Heading5"/>
       </w:pPr>
       <w:r>
+        <w:t>Ingredients for Success Tool</w:t>
+      </w:r>
+    </w:p>
+    <w:p>
+      <w:r>
+        <w:t>A printable version of this tool to take into the field.</w:t>
+      </w:r>
+    </w:p>
+    <w:p>
+      <w:pPr>
+        <w:pStyle w:val="Heading5"/>
+      </w:pPr>
+      <w:r>
         <w:t>Related Ingredients</w:t>
       </w:r>
     </w:p>
@@ -2136,6 +2214,19 @@
         <w:pStyle w:val="Heading5"/>
       </w:pPr>
       <w:r>
+        <w:t>Ingredients for Success Tool</w:t>
+      </w:r>
+    </w:p>
+    <w:p>
+      <w:r>
+        <w:t>A printable version of this tool to take into the field.</w:t>
+      </w:r>
+    </w:p>
+    <w:p>
+      <w:pPr>
+        <w:pStyle w:val="Heading5"/>
+      </w:pPr>
+      <w:r>
         <w:t>Related Ingredients</w:t>
       </w:r>
     </w:p>
@@ -2513,6 +2604,19 @@
         <w:pStyle w:val="Heading5"/>
       </w:pPr>
       <w:r>
+        <w:t>Ingredients for Success Tool</w:t>
+      </w:r>
+    </w:p>
+    <w:p>
+      <w:r>
+        <w:t>A printable version of this tool to take into the field.</w:t>
+      </w:r>
+    </w:p>
+    <w:p>
+      <w:pPr>
+        <w:pStyle w:val="Heading5"/>
+      </w:pPr>
+      <w:r>
         <w:t>Related Ingredients</w:t>
       </w:r>
     </w:p>
@@ -2913,6 +3017,19 @@
         <w:pStyle w:val="Heading5"/>
       </w:pPr>
       <w:r>
+        <w:t>Ingredients for Success Tool</w:t>
+      </w:r>
+    </w:p>
+    <w:p>
+      <w:r>
+        <w:t>A printable version of this tool to take into the field.</w:t>
+      </w:r>
+    </w:p>
+    <w:p>
+      <w:pPr>
+        <w:pStyle w:val="Heading5"/>
+      </w:pPr>
+      <w:r>
         <w:t>Related Ingredients</w:t>
       </w:r>
     </w:p>
@@ -3287,6 +3404,19 @@
         <w:pStyle w:val="Heading5"/>
       </w:pPr>
       <w:r>
+        <w:t>Ingredients for Success Tool</w:t>
+      </w:r>
+    </w:p>
+    <w:p>
+      <w:r>
+        <w:t>A printable version of this tool to take into the field.</w:t>
+      </w:r>
+    </w:p>
+    <w:p>
+      <w:pPr>
+        <w:pStyle w:val="Heading5"/>
+      </w:pPr>
+      <w:r>
         <w:t>Related Ingredients</w:t>
       </w:r>
     </w:p>
@@ -3641,6 +3771,19 @@
     <w:p>
       <w:r>
         <w:t>Success doesn't protect itself. Communities that build resilience into their restoration are prepared for the disruptions that will inevitably come.</w:t>
+      </w:r>
+    </w:p>
+    <w:p>
+      <w:pPr>
+        <w:pStyle w:val="Heading5"/>
+      </w:pPr>
+      <w:r>
+        <w:t>Ingredients for Success Tool</w:t>
+      </w:r>
+    </w:p>
+    <w:p>
+      <w:r>
+        <w:t>A printable version of this tool to take into the field.</w:t>
       </w:r>
     </w:p>
     <w:p>
